--- a/transcription-one-page.docx
+++ b/transcription-one-page.docx
@@ -58,11 +58,75 @@
         <w:t>MS. LEE:  Jennifer Lee on behalf of the defendants, along with Jason Intlehouse at our offices here in Dallas, Texas, Dallas County.</w:t>
       </w:r>
     </w:p>
-    <w:bookmarkEnd w:id="0"/>
     <w:p>
       <w:pPr>
-        <w:ind w:left="3600"/>
+        <w:rPr>
+          <w:rFonts w:hint="default"/>
+          <w:lang w:val="en-US"/>
+        </w:rPr>
       </w:pPr>
+      <w:r>
+        <w:rPr>
+          <w:rFonts w:hint="default"/>
+          <w:lang w:val="en-US"/>
+        </w:rPr>
+        <w:t>alejandro</w:t>
+      </w:r>
+    </w:p>
+    <w:p>
+      <w:pPr>
+        <w:rPr>
+          <w:rFonts w:hint="default"/>
+          <w:lang w:val="en-US"/>
+        </w:rPr>
+      </w:pPr>
+      <w:r>
+        <w:rPr>
+          <w:rFonts w:hint="default"/>
+          <w:lang w:val="en-US"/>
+        </w:rPr>
+        <w:t>alejandro</w:t>
+      </w:r>
+    </w:p>
+    <w:p>
+      <w:pPr>
+        <w:rPr>
+          <w:rFonts w:hint="default"/>
+          <w:lang w:val="en-US"/>
+        </w:rPr>
+      </w:pPr>
+      <w:r>
+        <w:rPr>
+          <w:rFonts w:hint="default"/>
+          <w:lang w:val="en-US"/>
+        </w:rPr>
+        <w:t>alejandro</w:t>
+      </w:r>
+    </w:p>
+    <w:p>
+      <w:r>
+        <w:rPr>
+          <w:rFonts w:hint="default"/>
+          <w:lang w:val="en-US"/>
+        </w:rPr>
+        <w:t>alejandro</w:t>
+      </w:r>
+      <w:bookmarkEnd w:id="0"/>
+    </w:p>
+    <w:p>
+      <w:pPr>
+        <w:rPr>
+          <w:rFonts w:hint="default"/>
+          <w:lang w:val="en-US"/>
+        </w:rPr>
+      </w:pPr>
+      <w:r>
+        <w:rPr>
+          <w:rFonts w:hint="default"/>
+          <w:lang w:val="en-US"/>
+        </w:rPr>
+        <w:t>ale</w:t>
+      </w:r>
       <w:bookmarkStart w:id="1" w:name="_GoBack"/>
       <w:bookmarkEnd w:id="1"/>
     </w:p>
